--- a/Наладчик контрольно-измерительных приборов и автоматики/профессиональной подготовки 14919 Наладчик контрольно-измерительных приборов и автоматики/Лекции ОП.03. Электроматериаловедение.docx
+++ b/Наладчик контрольно-измерительных приборов и автоматики/профессиональной подготовки 14919 Наладчик контрольно-измерительных приборов и автоматики/Лекции ОП.03. Электроматериаловедение.docx
@@ -252,6 +252,336 @@
           <w:sz w:val="28"/>
         </w:rPr>
         <w:t>Наладчик КИПиА должен учитывать свойства магнитных материалов при наладке измерительных трансформаторов, настройке магнитных усилителей и проверке электроизмерительных приборов. Остаточная намагниченность магнитопровода трансформатора тока может исказить результаты поверки, поэтому перед поверкой необходимо провести размагничивание.</w:t>
+      </w:r>
+    </w:p>
+    <w:p/>
+    <w:tbl>
+      <w:tblPr>
+        <w:tblStyle w:val="TableGrid"/>
+        <w:tblW w:type="auto" w:w="0"/>
+        <w:tblLook w:firstColumn="1" w:firstRow="1" w:lastColumn="0" w:lastRow="0" w:noHBand="0" w:noVBand="1" w:val="04A0"/>
+      </w:tblPr>
+      <w:tblGrid>
+        <w:gridCol w:w="2880"/>
+        <w:gridCol w:w="2880"/>
+        <w:gridCol w:w="2880"/>
+      </w:tblGrid>
+      <w:tr>
+        <w:tc>
+          <w:tcPr>
+            <w:tcW w:type="dxa" w:w="2880"/>
+            <w:shd w:fill="4472C4"/>
+          </w:tcPr>
+          <w:p>
+            <w:pPr>
+              <w:jc w:val="center"/>
+            </w:pPr>
+            <w:r>
+              <w:rPr>
+                <w:b/>
+                <w:color w:val="FFFFFF"/>
+                <w:sz w:val="20"/>
+              </w:rPr>
+              <w:t>Материал</w:t>
+            </w:r>
+          </w:p>
+        </w:tc>
+        <w:tc>
+          <w:tcPr>
+            <w:tcW w:type="dxa" w:w="2880"/>
+            <w:shd w:fill="4472C4"/>
+          </w:tcPr>
+          <w:p>
+            <w:pPr>
+              <w:jc w:val="center"/>
+            </w:pPr>
+            <w:r>
+              <w:rPr>
+                <w:b/>
+                <w:color w:val="FFFFFF"/>
+                <w:sz w:val="20"/>
+              </w:rPr>
+              <w:t>Удельное сопротивление (Ом·мм²/м)</w:t>
+            </w:r>
+          </w:p>
+        </w:tc>
+        <w:tc>
+          <w:tcPr>
+            <w:tcW w:type="dxa" w:w="2880"/>
+            <w:shd w:fill="4472C4"/>
+          </w:tcPr>
+          <w:p>
+            <w:pPr>
+              <w:jc w:val="center"/>
+            </w:pPr>
+            <w:r>
+              <w:rPr>
+                <w:b/>
+                <w:color w:val="FFFFFF"/>
+                <w:sz w:val="20"/>
+              </w:rPr>
+              <w:t>Применение в КИПиА</w:t>
+            </w:r>
+          </w:p>
+        </w:tc>
+      </w:tr>
+      <w:tr>
+        <w:tc>
+          <w:tcPr>
+            <w:tcW w:type="dxa" w:w="2880"/>
+          </w:tcPr>
+          <w:p>
+            <w:r>
+              <w:rPr>
+                <w:sz w:val="20"/>
+              </w:rPr>
+              <w:t>Медь (Cu)</w:t>
+            </w:r>
+          </w:p>
+        </w:tc>
+        <w:tc>
+          <w:tcPr>
+            <w:tcW w:type="dxa" w:w="2880"/>
+          </w:tcPr>
+          <w:p>
+            <w:r>
+              <w:rPr>
+                <w:sz w:val="20"/>
+              </w:rPr>
+              <w:t>0,0175</w:t>
+            </w:r>
+          </w:p>
+        </w:tc>
+        <w:tc>
+          <w:tcPr>
+            <w:tcW w:type="dxa" w:w="2880"/>
+          </w:tcPr>
+          <w:p>
+            <w:r>
+              <w:rPr>
+                <w:sz w:val="20"/>
+              </w:rPr>
+              <w:t>Токопроводящие жилы кабелей, обмотки</w:t>
+            </w:r>
+          </w:p>
+        </w:tc>
+      </w:tr>
+      <w:tr>
+        <w:tc>
+          <w:tcPr>
+            <w:tcW w:type="dxa" w:w="2880"/>
+          </w:tcPr>
+          <w:p>
+            <w:r>
+              <w:rPr>
+                <w:sz w:val="20"/>
+              </w:rPr>
+              <w:t>Алюминий (Al)</w:t>
+            </w:r>
+          </w:p>
+        </w:tc>
+        <w:tc>
+          <w:tcPr>
+            <w:tcW w:type="dxa" w:w="2880"/>
+          </w:tcPr>
+          <w:p>
+            <w:r>
+              <w:rPr>
+                <w:sz w:val="20"/>
+              </w:rPr>
+              <w:t>0,028</w:t>
+            </w:r>
+          </w:p>
+        </w:tc>
+        <w:tc>
+          <w:tcPr>
+            <w:tcW w:type="dxa" w:w="2880"/>
+          </w:tcPr>
+          <w:p>
+            <w:r>
+              <w:rPr>
+                <w:sz w:val="20"/>
+              </w:rPr>
+              <w:t>Шины распределительных устройств, кабели</w:t>
+            </w:r>
+          </w:p>
+        </w:tc>
+      </w:tr>
+      <w:tr>
+        <w:tc>
+          <w:tcPr>
+            <w:tcW w:type="dxa" w:w="2880"/>
+          </w:tcPr>
+          <w:p>
+            <w:r>
+              <w:rPr>
+                <w:sz w:val="20"/>
+              </w:rPr>
+              <w:t>Сталь (Fe)</w:t>
+            </w:r>
+          </w:p>
+        </w:tc>
+        <w:tc>
+          <w:tcPr>
+            <w:tcW w:type="dxa" w:w="2880"/>
+          </w:tcPr>
+          <w:p>
+            <w:r>
+              <w:rPr>
+                <w:sz w:val="20"/>
+              </w:rPr>
+              <w:t>0,098</w:t>
+            </w:r>
+          </w:p>
+        </w:tc>
+        <w:tc>
+          <w:tcPr>
+            <w:tcW w:type="dxa" w:w="2880"/>
+          </w:tcPr>
+          <w:p>
+            <w:r>
+              <w:rPr>
+                <w:sz w:val="20"/>
+              </w:rPr>
+              <w:t>Корпуса приборов, крепёжные элементы</w:t>
+            </w:r>
+          </w:p>
+        </w:tc>
+      </w:tr>
+      <w:tr>
+        <w:tc>
+          <w:tcPr>
+            <w:tcW w:type="dxa" w:w="2880"/>
+          </w:tcPr>
+          <w:p>
+            <w:r>
+              <w:rPr>
+                <w:sz w:val="20"/>
+              </w:rPr>
+              <w:t>Нихром (NiCr)</w:t>
+            </w:r>
+          </w:p>
+        </w:tc>
+        <w:tc>
+          <w:tcPr>
+            <w:tcW w:type="dxa" w:w="2880"/>
+          </w:tcPr>
+          <w:p>
+            <w:r>
+              <w:rPr>
+                <w:sz w:val="20"/>
+              </w:rPr>
+              <w:t>1,05–1,2</w:t>
+            </w:r>
+          </w:p>
+        </w:tc>
+        <w:tc>
+          <w:tcPr>
+            <w:tcW w:type="dxa" w:w="2880"/>
+          </w:tcPr>
+          <w:p>
+            <w:r>
+              <w:rPr>
+                <w:sz w:val="20"/>
+              </w:rPr>
+              <w:t>Нагревательные элементы, резисторы</w:t>
+            </w:r>
+          </w:p>
+        </w:tc>
+      </w:tr>
+      <w:tr>
+        <w:tc>
+          <w:tcPr>
+            <w:tcW w:type="dxa" w:w="2880"/>
+          </w:tcPr>
+          <w:p>
+            <w:r>
+              <w:rPr>
+                <w:sz w:val="20"/>
+              </w:rPr>
+              <w:t>Константан (CuNi)</w:t>
+            </w:r>
+          </w:p>
+        </w:tc>
+        <w:tc>
+          <w:tcPr>
+            <w:tcW w:type="dxa" w:w="2880"/>
+          </w:tcPr>
+          <w:p>
+            <w:r>
+              <w:rPr>
+                <w:sz w:val="20"/>
+              </w:rPr>
+              <w:t>0,48–0,52</w:t>
+            </w:r>
+          </w:p>
+        </w:tc>
+        <w:tc>
+          <w:tcPr>
+            <w:tcW w:type="dxa" w:w="2880"/>
+          </w:tcPr>
+          <w:p>
+            <w:r>
+              <w:rPr>
+                <w:sz w:val="20"/>
+              </w:rPr>
+              <w:t>Обмотки точных резисторов, термопары</w:t>
+            </w:r>
+          </w:p>
+        </w:tc>
+      </w:tr>
+      <w:tr>
+        <w:tc>
+          <w:tcPr>
+            <w:tcW w:type="dxa" w:w="2880"/>
+          </w:tcPr>
+          <w:p>
+            <w:r>
+              <w:rPr>
+                <w:sz w:val="20"/>
+              </w:rPr>
+              <w:t>Манганин (CuMnNi)</w:t>
+            </w:r>
+          </w:p>
+        </w:tc>
+        <w:tc>
+          <w:tcPr>
+            <w:tcW w:type="dxa" w:w="2880"/>
+          </w:tcPr>
+          <w:p>
+            <w:r>
+              <w:rPr>
+                <w:sz w:val="20"/>
+              </w:rPr>
+              <w:t>0,42–0,48</w:t>
+            </w:r>
+          </w:p>
+        </w:tc>
+        <w:tc>
+          <w:tcPr>
+            <w:tcW w:type="dxa" w:w="2880"/>
+          </w:tcPr>
+          <w:p>
+            <w:r>
+              <w:rPr>
+                <w:sz w:val="20"/>
+              </w:rPr>
+              <w:t>Обмотки эталонных резисторов, шунты</w:t>
+            </w:r>
+          </w:p>
+        </w:tc>
+      </w:tr>
+    </w:tbl>
+    <w:p>
+      <w:pPr>
+        <w:jc w:val="center"/>
+      </w:pPr>
+      <w:r>
+        <w:rPr>
+          <w:i/>
+          <w:sz w:val="18"/>
+        </w:rPr>
+        <w:t>Таблица 1. Электрические свойства проводниковых материалов</w:t>
       </w:r>
     </w:p>
     <w:p>
@@ -550,6 +880,7 @@
         <w:t>Для силовых цепей питания ПЛК и приборов сечение выбирается по длительно допустимому току из расчёта, что плотность тока не должна превышать 4–6 А/мм² для медных проводов. При этом проверяется допустимое падение напряжения: для цепей питания оно не должно превышать 5% номинального значения. Для цепей управления и сигнализации сечение жил принимается не менее 1,0 мм² для обеспечения механической прочности.</w:t>
       </w:r>
     </w:p>
+    <w:p/>
     <w:p>
       <w:pPr>
         <w:spacing w:after="40" w:line="360" w:lineRule="auto"/>
@@ -563,6 +894,387 @@
           <w:sz w:val="28"/>
         </w:rPr>
         <w:t>Наладчик КИПиА проверяет сечение жил при приёмке монтажа, обращая особое внимание на цепи, где малое сечение может привести к недопустимому падению напряжения или перегреву. При наладке систем с взрывозащищённым оборудованием сечение жил должно соответствовать требованиям ГОСТ IEC 60079-14, а сопротивление линии — паспортным данным барьеров искробезопасности.</w:t>
+      </w:r>
+    </w:p>
+    <w:tbl>
+      <w:tblPr>
+        <w:tblStyle w:val="TableGrid"/>
+        <w:tblW w:type="auto" w:w="0"/>
+        <w:tblLook w:firstColumn="1" w:firstRow="1" w:lastColumn="0" w:lastRow="0" w:noHBand="0" w:noVBand="1" w:val="04A0"/>
+      </w:tblPr>
+      <w:tblGrid>
+        <w:gridCol w:w="2880"/>
+        <w:gridCol w:w="2880"/>
+        <w:gridCol w:w="2880"/>
+      </w:tblGrid>
+      <w:tr>
+        <w:tc>
+          <w:tcPr>
+            <w:tcW w:type="dxa" w:w="2880"/>
+            <w:shd w:fill="4472C4"/>
+          </w:tcPr>
+          <w:p>
+            <w:pPr>
+              <w:jc w:val="center"/>
+            </w:pPr>
+            <w:r>
+              <w:rPr>
+                <w:b/>
+                <w:color w:val="FFFFFF"/>
+                <w:sz w:val="20"/>
+              </w:rPr>
+              <w:t>Материал</w:t>
+            </w:r>
+          </w:p>
+        </w:tc>
+        <w:tc>
+          <w:tcPr>
+            <w:tcW w:type="dxa" w:w="2880"/>
+            <w:shd w:fill="4472C4"/>
+          </w:tcPr>
+          <w:p>
+            <w:pPr>
+              <w:jc w:val="center"/>
+            </w:pPr>
+            <w:r>
+              <w:rPr>
+                <w:b/>
+                <w:color w:val="FFFFFF"/>
+                <w:sz w:val="20"/>
+              </w:rPr>
+              <w:t>Диэлектрическая прочность (кВ/мм)</w:t>
+            </w:r>
+          </w:p>
+        </w:tc>
+        <w:tc>
+          <w:tcPr>
+            <w:tcW w:type="dxa" w:w="2880"/>
+            <w:shd w:fill="4472C4"/>
+          </w:tcPr>
+          <w:p>
+            <w:pPr>
+              <w:jc w:val="center"/>
+            </w:pPr>
+            <w:r>
+              <w:rPr>
+                <w:b/>
+                <w:color w:val="FFFFFF"/>
+                <w:sz w:val="20"/>
+              </w:rPr>
+              <w:t>Применение в КИПиА</w:t>
+            </w:r>
+          </w:p>
+        </w:tc>
+      </w:tr>
+      <w:tr>
+        <w:tc>
+          <w:tcPr>
+            <w:tcW w:type="dxa" w:w="2880"/>
+          </w:tcPr>
+          <w:p>
+            <w:r>
+              <w:rPr>
+                <w:sz w:val="20"/>
+              </w:rPr>
+              <w:t>Фарфор</w:t>
+            </w:r>
+          </w:p>
+        </w:tc>
+        <w:tc>
+          <w:tcPr>
+            <w:tcW w:type="dxa" w:w="2880"/>
+          </w:tcPr>
+          <w:p>
+            <w:r>
+              <w:rPr>
+                <w:sz w:val="20"/>
+              </w:rPr>
+              <w:t>6–10</w:t>
+            </w:r>
+          </w:p>
+        </w:tc>
+        <w:tc>
+          <w:tcPr>
+            <w:tcW w:type="dxa" w:w="2880"/>
+          </w:tcPr>
+          <w:p>
+            <w:r>
+              <w:rPr>
+                <w:sz w:val="20"/>
+              </w:rPr>
+              <w:t>Изоляторы, основания реостатов</w:t>
+            </w:r>
+          </w:p>
+        </w:tc>
+      </w:tr>
+      <w:tr>
+        <w:tc>
+          <w:tcPr>
+            <w:tcW w:type="dxa" w:w="2880"/>
+          </w:tcPr>
+          <w:p>
+            <w:r>
+              <w:rPr>
+                <w:sz w:val="20"/>
+              </w:rPr>
+              <w:t>Стекло</w:t>
+            </w:r>
+          </w:p>
+        </w:tc>
+        <w:tc>
+          <w:tcPr>
+            <w:tcW w:type="dxa" w:w="2880"/>
+          </w:tcPr>
+          <w:p>
+            <w:r>
+              <w:rPr>
+                <w:sz w:val="20"/>
+              </w:rPr>
+              <w:t>10–40</w:t>
+            </w:r>
+          </w:p>
+        </w:tc>
+        <w:tc>
+          <w:tcPr>
+            <w:tcW w:type="dxa" w:w="2880"/>
+          </w:tcPr>
+          <w:p>
+            <w:r>
+              <w:rPr>
+                <w:sz w:val="20"/>
+              </w:rPr>
+              <w:t>Корпуса измерительных приборов, изоляторы</w:t>
+            </w:r>
+          </w:p>
+        </w:tc>
+      </w:tr>
+      <w:tr>
+        <w:tc>
+          <w:tcPr>
+            <w:tcW w:type="dxa" w:w="2880"/>
+          </w:tcPr>
+          <w:p>
+            <w:r>
+              <w:rPr>
+                <w:sz w:val="20"/>
+              </w:rPr>
+              <w:t>Слюда</w:t>
+            </w:r>
+          </w:p>
+        </w:tc>
+        <w:tc>
+          <w:tcPr>
+            <w:tcW w:type="dxa" w:w="2880"/>
+          </w:tcPr>
+          <w:p>
+            <w:r>
+              <w:rPr>
+                <w:sz w:val="20"/>
+              </w:rPr>
+              <w:t>80–200</w:t>
+            </w:r>
+          </w:p>
+        </w:tc>
+        <w:tc>
+          <w:tcPr>
+            <w:tcW w:type="dxa" w:w="2880"/>
+          </w:tcPr>
+          <w:p>
+            <w:r>
+              <w:rPr>
+                <w:sz w:val="20"/>
+              </w:rPr>
+              <w:t>Изоляция конденсаторов, прокладки</w:t>
+            </w:r>
+          </w:p>
+        </w:tc>
+      </w:tr>
+      <w:tr>
+        <w:tc>
+          <w:tcPr>
+            <w:tcW w:type="dxa" w:w="2880"/>
+          </w:tcPr>
+          <w:p>
+            <w:r>
+              <w:rPr>
+                <w:sz w:val="20"/>
+              </w:rPr>
+              <w:t>Резина</w:t>
+            </w:r>
+          </w:p>
+        </w:tc>
+        <w:tc>
+          <w:tcPr>
+            <w:tcW w:type="dxa" w:w="2880"/>
+          </w:tcPr>
+          <w:p>
+            <w:r>
+              <w:rPr>
+                <w:sz w:val="20"/>
+              </w:rPr>
+              <w:t>10–20</w:t>
+            </w:r>
+          </w:p>
+        </w:tc>
+        <w:tc>
+          <w:tcPr>
+            <w:tcW w:type="dxa" w:w="2880"/>
+          </w:tcPr>
+          <w:p>
+            <w:r>
+              <w:rPr>
+                <w:sz w:val="20"/>
+              </w:rPr>
+              <w:t>Изоляция проводов, диэлектрические коврики</w:t>
+            </w:r>
+          </w:p>
+        </w:tc>
+      </w:tr>
+      <w:tr>
+        <w:tc>
+          <w:tcPr>
+            <w:tcW w:type="dxa" w:w="2880"/>
+          </w:tcPr>
+          <w:p>
+            <w:r>
+              <w:rPr>
+                <w:sz w:val="20"/>
+              </w:rPr>
+              <w:t>ПВХ</w:t>
+            </w:r>
+          </w:p>
+        </w:tc>
+        <w:tc>
+          <w:tcPr>
+            <w:tcW w:type="dxa" w:w="2880"/>
+          </w:tcPr>
+          <w:p>
+            <w:r>
+              <w:rPr>
+                <w:sz w:val="20"/>
+              </w:rPr>
+              <w:t>15–25</w:t>
+            </w:r>
+          </w:p>
+        </w:tc>
+        <w:tc>
+          <w:tcPr>
+            <w:tcW w:type="dxa" w:w="2880"/>
+          </w:tcPr>
+          <w:p>
+            <w:r>
+              <w:rPr>
+                <w:sz w:val="20"/>
+              </w:rPr>
+              <w:t>Изоляция кабелей и проводов</w:t>
+            </w:r>
+          </w:p>
+        </w:tc>
+      </w:tr>
+      <w:tr>
+        <w:tc>
+          <w:tcPr>
+            <w:tcW w:type="dxa" w:w="2880"/>
+          </w:tcPr>
+          <w:p>
+            <w:r>
+              <w:rPr>
+                <w:sz w:val="20"/>
+              </w:rPr>
+              <w:t>Полиэтилен</w:t>
+            </w:r>
+          </w:p>
+        </w:tc>
+        <w:tc>
+          <w:tcPr>
+            <w:tcW w:type="dxa" w:w="2880"/>
+          </w:tcPr>
+          <w:p>
+            <w:r>
+              <w:rPr>
+                <w:sz w:val="20"/>
+              </w:rPr>
+              <w:t>30–50</w:t>
+            </w:r>
+          </w:p>
+        </w:tc>
+        <w:tc>
+          <w:tcPr>
+            <w:tcW w:type="dxa" w:w="2880"/>
+          </w:tcPr>
+          <w:p>
+            <w:r>
+              <w:rPr>
+                <w:sz w:val="20"/>
+              </w:rPr>
+              <w:t>Изоляция высокочастотных кабелей</w:t>
+            </w:r>
+          </w:p>
+        </w:tc>
+      </w:tr>
+    </w:tbl>
+    <w:p>
+      <w:pPr>
+        <w:jc w:val="center"/>
+      </w:pPr>
+      <w:r>
+        <w:rPr>
+          <w:i/>
+          <w:sz w:val="18"/>
+        </w:rPr>
+        <w:t>Таблица 2. Диэлектрические свойства изоляционных материалов</w:t>
+      </w:r>
+    </w:p>
+    <w:p/>
+    <w:p>
+      <w:pPr>
+        <w:jc w:val="center"/>
+      </w:pPr>
+      <w:r>
+        <w:drawing>
+          <wp:inline xmlns:a="http://schemas.openxmlformats.org/drawingml/2006/main" xmlns:pic="http://schemas.openxmlformats.org/drawingml/2006/picture">
+            <wp:extent cx="4572000" cy="3016012"/>
+            <wp:docPr id="2" name="Picture 2"/>
+            <wp:cNvGraphicFramePr>
+              <a:graphicFrameLocks noChangeAspect="1"/>
+            </wp:cNvGraphicFramePr>
+            <a:graphic>
+              <a:graphicData uri="http://schemas.openxmlformats.org/drawingml/2006/picture">
+                <pic:pic>
+                  <pic:nvPicPr>
+                    <pic:cNvPr id="0" name="op_03_conductivity.png"/>
+                    <pic:cNvPicPr/>
+                  </pic:nvPicPr>
+                  <pic:blipFill>
+                    <a:blip r:embed="rId9"/>
+                    <a:stretch>
+                      <a:fillRect/>
+                    </a:stretch>
+                  </pic:blipFill>
+                  <pic:spPr>
+                    <a:xfrm>
+                      <a:off x="0" y="0"/>
+                      <a:ext cx="4572000" cy="3016012"/>
+                    </a:xfrm>
+                    <a:prstGeom prst="rect"/>
+                  </pic:spPr>
+                </pic:pic>
+              </a:graphicData>
+            </a:graphic>
+          </wp:inline>
+        </w:drawing>
+      </w:r>
+    </w:p>
+    <w:p>
+      <w:pPr>
+        <w:jc w:val="center"/>
+      </w:pPr>
+      <w:r>
+        <w:rPr>
+          <w:i/>
+          <w:sz w:val="18"/>
+        </w:rPr>
+        <w:t>Рисунок 1. Электропроводность материалов, применяемых в КИПиА</w:t>
       </w:r>
     </w:p>
     <w:p>
